--- a/tests/fixtures/parsing/dev/f_decorative_bullets_var2.docx
+++ b/tests/fixtures/parsing/dev/f_decorative_bullets_var2.docx
@@ -20,7 +20,7 @@
           <w:sz w:val="19"/>
           <w:szCs w:val="19"/>
         </w:rPr>
-        <w:t xml:space="preserve">✉ tanvi.agarwal@example.com  |  ☎ +91 99219 91350  |  https://github.com/tanviagarwal10</w:t>
+        <w:t xml:space="preserve">✉ tanvi.agarwal@example.com  |  ☎ +91 99219 91350  |  https://github.com/tanviagarwal10  |  https://linkedin.com/in/tanviagarwal10  |  https://tanviagarwal10.dev</w:t>
       </w:r>
     </w:p>
     <w:p>
